--- a/assets/input/1927/1927.docx
+++ b/assets/input/1927/1927.docx
@@ -14139,7 +14139,7 @@
           <w:rtl w:val="0"/>
           <w:lang w:val="en-US"/>
         </w:rPr>
-        <w:t>Thursday April 28 Fine. Lady Wachter and Brockewell came to lunch. The rest of the day we had to ourselvesand it was a welcome rest. I feel asleep in the evening!</w:t>
+        <w:t>Thursday April 28 Fine. Lady Wachter and Brockewell came to lunch. The rest of the day we had to ourselves and it was a welcome rest. I feel asleep in the evening!</w:t>
       </w:r>
     </w:p>
     <w:p>
@@ -48377,7 +48377,7 @@
           <w:rtl w:val="0"/>
           <w:lang w:val="en-US"/>
         </w:rPr>
-        <w:t xml:space="preserve">A most interesting dinner with the Du Bos.  The other guest was a very brilliant young man named Roman Fernandez.   Fabre-Luceand Marcel came in afterwards.  The talk, about Meredith and Proust, was very brilliant and </w:t>
+        <w:t xml:space="preserve">A most interesting dinner with the Du Bos.  The other guest was a very brilliant young man named Roman Fernandez.   Fabre-Luce and Marcel came in afterwards.  The talk, about Meredith and Proust, was very brilliant and </w:t>
       </w:r>
       <w:r>
         <w:rPr>
